--- a/ex6/ex6b/6b.docx
+++ b/ex6/ex6b/6b.docx
@@ -11,8 +11,8 @@
         <w:tblLook w:val="04A0" w:firstRow="1" w:lastRow="0" w:firstColumn="1" w:lastColumn="0" w:noHBand="0" w:noVBand="1"/>
       </w:tblPr>
       <w:tblGrid>
-        <w:gridCol w:w="1854"/>
-        <w:gridCol w:w="7162"/>
+        <w:gridCol w:w="1855"/>
+        <w:gridCol w:w="7161"/>
       </w:tblGrid>
       <w:tr>
         <w:trPr>
@@ -46,7 +46,15 @@
                 <w:spacing w:val="-2"/>
                 <w:sz w:val="24"/>
               </w:rPr>
-              <w:t>6a</w:t>
+              <w:t>6</w:t>
+            </w:r>
+            <w:r>
+              <w:rPr>
+                <w:b/>
+                <w:spacing w:val="-2"/>
+                <w:sz w:val="24"/>
+              </w:rPr>
+              <w:t>b</w:t>
             </w:r>
           </w:p>
         </w:tc>
@@ -144,19 +152,7 @@
         <w:ind w:right="339"/>
       </w:pPr>
       <w:r>
-        <w:t xml:space="preserve">To Load the </w:t>
-      </w:r>
-      <w:r>
-        <w:t>data (</w:t>
-      </w:r>
-      <w:r>
-        <w:t xml:space="preserve">Retail_sales) into </w:t>
-      </w:r>
-      <w:r>
-        <w:t>Power BI</w:t>
-      </w:r>
-      <w:r>
-        <w:t xml:space="preserve"> and transform the data and visualize it to get insights</w:t>
+        <w:t>To Load the data (Retail_sales) into Power BI and transform the data and visualize it to get insights</w:t>
       </w:r>
     </w:p>
     <w:p>
@@ -804,15 +800,7 @@
           <w:szCs w:val="26"/>
           <w:lang w:val="en-IN"/>
         </w:rPr>
-        <w:t>Analyse</w:t>
-      </w:r>
-      <w:r>
-        <w:rPr>
-          <w:sz w:val="26"/>
-          <w:szCs w:val="26"/>
-          <w:lang w:val="en-IN"/>
-        </w:rPr>
-        <w:t xml:space="preserve"> the dashboard to derive sales insights and trends.</w:t>
+        <w:t>Analyse the dashboard to derive sales insights and trends.</w:t>
       </w:r>
     </w:p>
     <w:p>
@@ -872,6 +860,7 @@
         <w:rPr>
           <w:b/>
           <w:bCs/>
+          <w:noProof/>
           <w:sz w:val="28"/>
           <w:szCs w:val="24"/>
         </w:rPr>
@@ -931,6 +920,7 @@
         <w:rPr>
           <w:b/>
           <w:bCs/>
+          <w:noProof/>
           <w:sz w:val="28"/>
           <w:szCs w:val="24"/>
         </w:rPr>
@@ -998,6 +988,7 @@
         <w:rPr>
           <w:b/>
           <w:bCs/>
+          <w:noProof/>
           <w:sz w:val="28"/>
           <w:szCs w:val="24"/>
         </w:rPr>
@@ -1065,6 +1056,7 @@
         <w:rPr>
           <w:b/>
           <w:bCs/>
+          <w:noProof/>
           <w:sz w:val="28"/>
           <w:szCs w:val="24"/>
         </w:rPr>
@@ -1132,6 +1124,7 @@
         <w:rPr>
           <w:b/>
           <w:bCs/>
+          <w:noProof/>
           <w:sz w:val="28"/>
           <w:szCs w:val="24"/>
         </w:rPr>
@@ -1199,6 +1192,7 @@
         <w:rPr>
           <w:b/>
           <w:bCs/>
+          <w:noProof/>
           <w:sz w:val="28"/>
           <w:szCs w:val="24"/>
         </w:rPr>
@@ -1258,6 +1252,7 @@
         <w:rPr>
           <w:b/>
           <w:bCs/>
+          <w:noProof/>
           <w:sz w:val="28"/>
           <w:szCs w:val="24"/>
         </w:rPr>
@@ -1316,6 +1311,7 @@
         <w:rPr>
           <w:b/>
           <w:bCs/>
+          <w:noProof/>
           <w:sz w:val="28"/>
           <w:szCs w:val="24"/>
         </w:rPr>
@@ -1374,6 +1370,7 @@
         <w:rPr>
           <w:b/>
           <w:bCs/>
+          <w:noProof/>
           <w:sz w:val="28"/>
           <w:szCs w:val="24"/>
         </w:rPr>
@@ -1433,6 +1430,7 @@
         <w:rPr>
           <w:b/>
           <w:bCs/>
+          <w:noProof/>
           <w:sz w:val="28"/>
           <w:szCs w:val="24"/>
         </w:rPr>
@@ -4143,6 +4141,7 @@
   <w:style w:type="character" w:default="1" w:styleId="DefaultParagraphFont">
     <w:name w:val="Default Paragraph Font"/>
     <w:uiPriority w:val="1"/>
+    <w:semiHidden/>
     <w:unhideWhenUsed/>
   </w:style>
   <w:style w:type="table" w:default="1" w:styleId="TableNormal">
